--- a/glas_age_range.docx
+++ b/glas_age_range.docx
@@ -120,7 +120,7 @@
         <w:t xml:space="preserve"> </w:t>
       </w:r>
       <w:r>
-        <w:t xml:space="preserve">northern Iberia. The entity is linked to Endres, L., Pérez-Mejı́as, C., Ivanovic, R., Gregoire, L., Hughes, A. L. C., Cheng, H., &amp; Stoll, H. (2025). Interplay of north atlantic freshening and deep convection during the last deglaciation constrained by iberian speleothems. EGUsphere, 2025, 1–37.</w:t>
+        <w:t xml:space="preserve">northern Iberia. The entity is linked to Endres, L., Pérez-Mejías, C., Ivanovic, R., Gregoire, L., Hughes, A. L. C., Cheng, H., &amp; Stoll, H. (2026). Interplay of North Atlantic freshening and deep convection during the last deglaciation constrained by Iberian speleothems. Climate of the Past, 22(4), 797–824.</w:t>
       </w:r>
     </w:p>
     <w:p>
